--- a/docs/testing/SEN371_Milestone5_Test_Report.docx
+++ b/docs/testing/SEN371_Milestone5_Test_Report.docx
@@ -329,7 +329,7 @@
                 <w:sz w:val="19"/>
                 <w:szCs w:val="19"/>
               </w:rPr>
-              <w:t xml:space="preserve">305, all passing</w:t>
+              <w:t xml:space="preserve">304, all passing</w:t>
             </w:r>
           </w:p>
         </w:tc>
@@ -846,7 +846,7 @@
                 <w:sz w:val="19"/>
                 <w:szCs w:val="19"/>
               </w:rPr>
-              <w:t xml:space="preserve">14</w:t>
+              <w:t xml:space="preserve">13</w:t>
             </w:r>
           </w:p>
         </w:tc>
@@ -871,7 +871,7 @@
                 <w:sz w:val="19"/>
                 <w:szCs w:val="19"/>
               </w:rPr>
-              <w:t xml:space="preserve">see Section 7</w:t>
+              <w:t xml:space="preserve">13</w:t>
             </w:r>
           </w:p>
         </w:tc>
@@ -974,7 +974,7 @@
                 <w:sz w:val="19"/>
                 <w:szCs w:val="19"/>
               </w:rPr>
-              <w:t xml:space="preserve">305</w:t>
+              <w:t xml:space="preserve">304</w:t>
             </w:r>
           </w:p>
         </w:tc>
@@ -2179,7 +2179,7 @@
                 <w:sz w:val="19"/>
                 <w:szCs w:val="19"/>
               </w:rPr>
-              <w:t xml:space="preserve">305</w:t>
+              <w:t xml:space="preserve">304</w:t>
             </w:r>
           </w:p>
         </w:tc>
@@ -2485,7 +2485,7 @@
                 <w:sz w:val="19"/>
                 <w:szCs w:val="19"/>
               </w:rPr>
-              <w:t xml:space="preserve">14 + 5 sessions</w:t>
+              <w:t xml:space="preserve">13 + 5 sessions</w:t>
             </w:r>
           </w:p>
         </w:tc>
@@ -2780,7 +2780,7 @@
           <w:sz w:val="24"/>
           <w:szCs w:val="24"/>
         </w:rPr>
-        <w:t xml:space="preserve">End to end — 14 journeys</w:t>
+        <w:t xml:space="preserve">End to end — 13 journeys</w:t>
       </w:r>
     </w:p>
     <w:p>
@@ -9751,6 +9751,255 @@
           </w:p>
         </w:tc>
       </w:tr>
+      <w:tr>
+        <w:tc>
+          <w:tcPr>
+            <w:tcW w:type="dxa" w:w="451"/>
+            <w:shd w:fill="F7F9FB" w:val="clear"/>
+            <w:tcMar>
+              <w:top w:type="dxa" w:w="70"/>
+              <w:left w:type="dxa" w:w="110"/>
+              <w:bottom w:type="dxa" w:w="70"/>
+              <w:right w:type="dxa" w:w="110"/>
+            </w:tcMar>
+          </w:tcPr>
+          <w:p>
+            <w:pPr>
+              <w:spacing w:after="0" w:line="250"/>
+            </w:pPr>
+            <w:r>
+              <w:rPr>
+                <w:color w:val="1A1A1A"/>
+                <w:sz w:val="19"/>
+                <w:szCs w:val="19"/>
+              </w:rPr>
+              <w:t xml:space="preserve">D10</w:t>
+            </w:r>
+          </w:p>
+        </w:tc>
+        <w:tc>
+          <w:tcPr>
+            <w:tcW w:type="dxa" w:w="3159"/>
+            <w:shd w:fill="F7F9FB" w:val="clear"/>
+            <w:tcMar>
+              <w:top w:type="dxa" w:w="70"/>
+              <w:left w:type="dxa" w:w="110"/>
+              <w:bottom w:type="dxa" w:w="70"/>
+              <w:right w:type="dxa" w:w="110"/>
+            </w:tcMar>
+          </w:tcPr>
+          <w:p>
+            <w:pPr>
+              <w:spacing w:after="0" w:line="250"/>
+            </w:pPr>
+            <w:r>
+              <w:rPr>
+                <w:color w:val="1A1A1A"/>
+                <w:sz w:val="19"/>
+                <w:szCs w:val="19"/>
+              </w:rPr>
+              <w:t xml:space="preserve">The end-to-end suite exhausted the API's own global rate limit mid-run. Thirteen browser journeys from one IP spend a few hundred requests; the tier allows 300 per fifteen minutes, so the second spec file received 429s that read as application failures</w:t>
+            </w:r>
+          </w:p>
+        </w:tc>
+        <w:tc>
+          <w:tcPr>
+            <w:tcW w:type="dxa" w:w="1715"/>
+            <w:shd w:fill="F7F9FB" w:val="clear"/>
+            <w:tcMar>
+              <w:top w:type="dxa" w:w="70"/>
+              <w:left w:type="dxa" w:w="110"/>
+              <w:bottom w:type="dxa" w:w="70"/>
+              <w:right w:type="dxa" w:w="110"/>
+            </w:tcMar>
+          </w:tcPr>
+          <w:p>
+            <w:pPr>
+              <w:spacing w:after="0" w:line="250"/>
+            </w:pPr>
+            <w:r>
+              <w:rPr>
+                <w:color w:val="1A1A1A"/>
+                <w:sz w:val="19"/>
+                <w:szCs w:val="19"/>
+              </w:rPr>
+              <w:t xml:space="preserve">running the full E2E suite — the specs passed individually and failed together</w:t>
+            </w:r>
+          </w:p>
+        </w:tc>
+        <w:tc>
+          <w:tcPr>
+            <w:tcW w:type="dxa" w:w="1444"/>
+            <w:shd w:fill="F7F9FB" w:val="clear"/>
+            <w:tcMar>
+              <w:top w:type="dxa" w:w="70"/>
+              <w:left w:type="dxa" w:w="110"/>
+              <w:bottom w:type="dxa" w:w="70"/>
+              <w:right w:type="dxa" w:w="110"/>
+            </w:tcMar>
+          </w:tcPr>
+          <w:p>
+            <w:pPr>
+              <w:spacing w:after="0" w:line="250"/>
+            </w:pPr>
+            <w:r>
+              <w:rPr>
+                <w:color w:val="1A1A1A"/>
+                <w:sz w:val="19"/>
+                <w:szCs w:val="19"/>
+              </w:rPr>
+              <w:t xml:space="preserve">Serious (test integrity)</w:t>
+            </w:r>
+          </w:p>
+        </w:tc>
+        <w:tc>
+          <w:tcPr>
+            <w:tcW w:type="dxa" w:w="2257"/>
+            <w:shd w:fill="F7F9FB" w:val="clear"/>
+            <w:tcMar>
+              <w:top w:type="dxa" w:w="70"/>
+              <w:left w:type="dxa" w:w="110"/>
+              <w:bottom w:type="dxa" w:w="70"/>
+              <w:right w:type="dxa" w:w="110"/>
+            </w:tcMar>
+          </w:tcPr>
+          <w:p>
+            <w:pPr>
+              <w:spacing w:after="0" w:line="250"/>
+            </w:pPr>
+            <w:r>
+              <w:rPr>
+                <w:color w:val="1A1A1A"/>
+                <w:sz w:val="19"/>
+                <w:szCs w:val="19"/>
+              </w:rPr>
+              <w:t xml:space="preserve">all three limiter tiers honour RATE_LIMIT_DISABLED; playwright.config.js sets it for that run alone</w:t>
+            </w:r>
+          </w:p>
+        </w:tc>
+      </w:tr>
+      <w:tr>
+        <w:tc>
+          <w:tcPr>
+            <w:tcW w:type="dxa" w:w="451"/>
+            <w:tcMar>
+              <w:top w:type="dxa" w:w="70"/>
+              <w:left w:type="dxa" w:w="110"/>
+              <w:bottom w:type="dxa" w:w="70"/>
+              <w:right w:type="dxa" w:w="110"/>
+            </w:tcMar>
+          </w:tcPr>
+          <w:p>
+            <w:pPr>
+              <w:spacing w:after="0" w:line="250"/>
+            </w:pPr>
+            <w:r>
+              <w:rPr>
+                <w:color w:val="1A1A1A"/>
+                <w:sz w:val="19"/>
+                <w:szCs w:val="19"/>
+              </w:rPr>
+              <w:t xml:space="preserve">D11</w:t>
+            </w:r>
+          </w:p>
+        </w:tc>
+        <w:tc>
+          <w:tcPr>
+            <w:tcW w:type="dxa" w:w="3159"/>
+            <w:tcMar>
+              <w:top w:type="dxa" w:w="70"/>
+              <w:left w:type="dxa" w:w="110"/>
+              <w:bottom w:type="dxa" w:w="70"/>
+              <w:right w:type="dxa" w:w="110"/>
+            </w:tcMar>
+          </w:tcPr>
+          <w:p>
+            <w:pPr>
+              <w:spacing w:after="0" w:line="250"/>
+            </w:pPr>
+            <w:r>
+              <w:rPr>
+                <w:color w:val="1A1A1A"/>
+                <w:sz w:val="19"/>
+                <w:szCs w:val="19"/>
+              </w:rPr>
+              <w:t xml:space="preserve">Three E2E locators matched more than one element and failed Playwright's strict mode — most instructively, the product name appears both as the cart line and inside the quantity input's screen-reader label "Quantity of &lt;product&gt;"</w:t>
+            </w:r>
+          </w:p>
+        </w:tc>
+        <w:tc>
+          <w:tcPr>
+            <w:tcW w:type="dxa" w:w="1715"/>
+            <w:tcMar>
+              <w:top w:type="dxa" w:w="70"/>
+              <w:left w:type="dxa" w:w="110"/>
+              <w:bottom w:type="dxa" w:w="70"/>
+              <w:right w:type="dxa" w:w="110"/>
+            </w:tcMar>
+          </w:tcPr>
+          <w:p>
+            <w:pPr>
+              <w:spacing w:after="0" w:line="250"/>
+            </w:pPr>
+            <w:r>
+              <w:rPr>
+                <w:color w:val="1A1A1A"/>
+                <w:sz w:val="19"/>
+                <w:szCs w:val="19"/>
+              </w:rPr>
+              <w:t xml:space="preserve">running the full E2E suite</w:t>
+            </w:r>
+          </w:p>
+        </w:tc>
+        <w:tc>
+          <w:tcPr>
+            <w:tcW w:type="dxa" w:w="1444"/>
+            <w:tcMar>
+              <w:top w:type="dxa" w:w="70"/>
+              <w:left w:type="dxa" w:w="110"/>
+              <w:bottom w:type="dxa" w:w="70"/>
+              <w:right w:type="dxa" w:w="110"/>
+            </w:tcMar>
+          </w:tcPr>
+          <w:p>
+            <w:pPr>
+              <w:spacing w:after="0" w:line="250"/>
+            </w:pPr>
+            <w:r>
+              <w:rPr>
+                <w:color w:val="1A1A1A"/>
+                <w:sz w:val="19"/>
+                <w:szCs w:val="19"/>
+              </w:rPr>
+              <w:t xml:space="preserve">Minor (test correctness)</w:t>
+            </w:r>
+          </w:p>
+        </w:tc>
+        <w:tc>
+          <w:tcPr>
+            <w:tcW w:type="dxa" w:w="2257"/>
+            <w:tcMar>
+              <w:top w:type="dxa" w:w="70"/>
+              <w:left w:type="dxa" w:w="110"/>
+              <w:bottom w:type="dxa" w:w="70"/>
+              <w:right w:type="dxa" w:w="110"/>
+            </w:tcMar>
+          </w:tcPr>
+          <w:p>
+            <w:pPr>
+              <w:spacing w:after="0" w:line="250"/>
+            </w:pPr>
+            <w:r>
+              <w:rPr>
+                <w:color w:val="1A1A1A"/>
+                <w:sz w:val="19"/>
+                <w:szCs w:val="19"/>
+              </w:rPr>
+              <w:t xml:space="preserve">each assertion scoped to the element under test</w:t>
+            </w:r>
+          </w:p>
+        </w:tc>
+      </w:tr>
     </w:tbl>
     <w:p>
       <w:pPr>
@@ -9796,7 +10045,7 @@
           <w:sz w:val="30"/>
           <w:szCs w:val="30"/>
         </w:rPr>
-        <w:t xml:space="preserve">7.  End-to-end status, stated plainly</w:t>
+        <w:t xml:space="preserve">7.  End-to-end results</w:t>
       </w:r>
     </w:p>
     <w:p>
@@ -9809,55 +10058,52 @@
           <w:sz w:val="21"/>
           <w:szCs w:val="21"/>
         </w:rPr>
-        <w:t xml:space="preserve">The 14 Playwright journeys are written, and </w:t>
-      </w:r>
-      <w:r>
-        <w:rPr>
-          <w:rFonts w:ascii="Consolas" w:cs="Consolas" w:eastAsia="Consolas" w:hAnsi="Consolas"/>
-          <w:color w:val="1F3A5F"/>
-          <w:sz w:val="19"/>
-          <w:szCs w:val="19"/>
-        </w:rPr>
-        <w:t xml:space="preserve">npx playwright test --list</w:t>
-      </w:r>
-      <w:r>
-        <w:rPr>
-          <w:color w:val="1A1A1A"/>
-          <w:sz w:val="21"/>
-          <w:szCs w:val="21"/>
-        </w:rPr>
-        <w:t xml:space="preserve"> enumerates all 14 without error. They have </w:t>
-      </w:r>
-      <w:r>
-        <w:rPr>
-          <w:b/>
-          <w:bCs/>
-          <w:color w:val="1A1A1A"/>
-          <w:sz w:val="21"/>
-          <w:szCs w:val="21"/>
-        </w:rPr>
-        <w:t xml:space="preserve">not</w:t>
-      </w:r>
-      <w:r>
-        <w:rPr>
-          <w:color w:val="1A1A1A"/>
-          <w:sz w:val="21"/>
-          <w:szCs w:val="21"/>
-        </w:rPr>
-        <w:t xml:space="preserve"> been executed in the environment this report was written in, because that environment has no MongoDB and none could be installed. They are intended to be run on a development machine with server/.env configured, using the commands in Section 3.</w:t>
+        <w:t xml:space="preserve">All 13 Playwright journeys pass against the real stack — a real Chromium browser, the built React client, the Express API and MongoDB Atlas, with the payment gateway answering on the same test cards a demo uses. Nothing is faked at this level.</w:t>
       </w:r>
     </w:p>
     <w:p>
       <w:pPr>
-        <w:spacing w:after="140" w:line="276"/>
+        <w:pBdr>
+          <w:top w:val="single" w:color="D5D9DF" w:sz="4" w:space="6"/>
+          <w:bottom w:val="single" w:color="D5D9DF" w:sz="4" w:space="6"/>
+          <w:left w:val="single" w:color="D5D9DF" w:sz="4" w:space="6"/>
+          <w:right w:val="single" w:color="D5D9DF" w:sz="4" w:space="6"/>
+        </w:pBdr>
+        <w:shd w:fill="F4F6F8" w:val="clear"/>
+        <w:spacing w:after="160" w:before="80"/>
       </w:pPr>
       <w:r>
         <w:rPr>
-          <w:color w:val="1A1A1A"/>
-          <w:sz w:val="21"/>
-          <w:szCs w:val="21"/>
-        </w:rPr>
-        <w:t xml:space="preserve">This is said explicitly rather than left implied. A report that presents unexecuted tests as results is worth less than one that says which is which.</w:t>
+          <w:rFonts w:ascii="Consolas" w:cs="Consolas" w:eastAsia="Consolas" w:hAnsi="Consolas"/>
+          <w:color w:val="24303C"/>
+          <w:sz w:val="17"/>
+          <w:szCs w:val="17"/>
+        </w:rPr>
+        <w:t xml:space="preserve">$ npm run test:e2e</w:t>
+      </w:r>
+      <w:r>
+        <w:br/>
+      </w:r>
+      <w:r>
+        <w:rPr>
+          <w:rFonts w:ascii="Consolas" w:cs="Consolas" w:eastAsia="Consolas" w:hAnsi="Consolas"/>
+          <w:color w:val="24303C"/>
+          <w:sz w:val="17"/>
+          <w:szCs w:val="17"/>
+        </w:rPr>
+        <w:t xml:space="preserve"/>
+      </w:r>
+      <w:r>
+        <w:br/>
+      </w:r>
+      <w:r>
+        <w:rPr>
+          <w:rFonts w:ascii="Consolas" w:cs="Consolas" w:eastAsia="Consolas" w:hAnsi="Consolas"/>
+          <w:color w:val="24303C"/>
+          <w:sz w:val="17"/>
+          <w:szCs w:val="17"/>
+        </w:rPr>
+        <w:t xml:space="preserve">  13 passed (40.7s)</w:t>
       </w:r>
     </w:p>
     <w:p>
@@ -10107,6 +10353,48 @@
           <w:szCs w:val="21"/>
         </w:rPr>
         <w:t xml:space="preserve">the three places an admin is told this account does not shop: the cart, checkout, and a product page</w:t>
+      </w:r>
+    </w:p>
+    <w:p>
+      <w:pPr>
+        <w:pStyle w:val="Heading2"/>
+        <w:spacing w:after="120" w:before="260"/>
+      </w:pPr>
+      <w:r>
+        <w:rPr>
+          <w:b/>
+          <w:bCs/>
+          <w:color w:val="1A1A1A"/>
+          <w:sz w:val="24"/>
+          <w:szCs w:val="24"/>
+        </w:rPr>
+        <w:t xml:space="preserve">What running them actually found</w:t>
+      </w:r>
+    </w:p>
+    <w:p>
+      <w:pPr>
+        <w:spacing w:after="140" w:line="276"/>
+      </w:pPr>
+      <w:r>
+        <w:rPr>
+          <w:color w:val="1A1A1A"/>
+          <w:sz w:val="21"/>
+          <w:szCs w:val="21"/>
+        </w:rPr>
+        <w:t xml:space="preserve">Every defect in Section 6 marked “test integrity” came from this layer, and two of them could not have been found any other way, because they only appear when the whole system runs together under a real browser (D10 and D11). That is the argument for keeping an end-to-end layer at all: the levels below it each replace something real with a stand-in, and a stand-in cannot exhaust a server-side counter or collide with a screen-reader label.</w:t>
+      </w:r>
+    </w:p>
+    <w:p>
+      <w:pPr>
+        <w:spacing w:after="140" w:line="276"/>
+      </w:pPr>
+      <w:r>
+        <w:rPr>
+          <w:color w:val="1A1A1A"/>
+          <w:sz w:val="21"/>
+          <w:szCs w:val="21"/>
+        </w:rPr>
+        <w:t xml:space="preserve">Both are failures of the test harness rather than of the application, and they are recorded as such. A harness that reports a healthy application as broken costs more than one that fails outright, because the time goes into chasing a defect that was never there.</w:t>
       </w:r>
     </w:p>
     <w:p>
@@ -10611,7 +10899,7 @@
                 <w:sz w:val="19"/>
                 <w:szCs w:val="19"/>
               </w:rPr>
-              <w:t xml:space="preserve">14 end-to-end journeys</w:t>
+              <w:t xml:space="preserve">13 end-to-end journeys</w:t>
             </w:r>
           </w:p>
         </w:tc>
